--- a/_inbox/PDI/05-distribuidos-mensageria-eventos/atividade-2/7-apresentacao/pdi-distribuidos-mensageria-eventos-a2.docx
+++ b/_inbox/PDI/05-distribuidos-mensageria-eventos/atividade-2/7-apresentacao/pdi-distribuidos-mensageria-eventos-a2.docx
@@ -4,121 +4,320 @@
   <w:body>
     <w:p>
       <w:pPr>
-        <w:jc w:val="center"/>
+        <w:pStyle w:val="Title"/>
       </w:pPr>
       <w:r>
-        <w:rPr>
-          <w:b/>
-          <w:color w:val="8B4513"/>
-          <w:sz w:val="28"/>
-        </w:rPr>
-        <w:t>PDI</w:t>
+        <w:t>Idempotencia e Entrega Exactly-Once (na pratica: at-least-once + dedup)</w:t>
+      </w:r>
+    </w:p>
+    <w:p>
+      <w:r>
+        <w:t>PDI Marcos Luciano - marcosluciano.rodrigues@v4company.com</w:t>
       </w:r>
     </w:p>
     <w:p>
       <w:pPr>
-        <w:jc w:val="center"/>
+        <w:pStyle w:val="Heading1"/>
       </w:pPr>
       <w:r>
-        <w:rPr>
-          <w:b/>
-          <w:sz w:val="46"/>
-        </w:rPr>
-        <w:t>Idempotencia e Entrega Exactly-Once (na pratica: at-least-once + dedup)</w:t>
+        <w:t>1. Contexto</w:t>
+      </w:r>
+    </w:p>
+    <w:p>
+      <w:r>
+        <w:t>Quando você desacopla com mensageria, o mesmo evento pode chegar duas vezes. Rede caiu no ack? O broker reentrega. Consumer reiniciou? Ele reprocessa o último lote. Se cada entrega cobrar o cliente de novo, vira prejuízo e reclamação. O desafio é garantir que processar 1x ou 5x dê o mesmo resultado: é a idempotência.</w:t>
+      </w:r>
+    </w:p>
+    <w:p>
+      <w:r>
+        <w:t>Analogia da conta de luzVocê recebe a conta e paga. O banco envia o comprovante 3 vezes por engano. Se cada comprovante disparasse um novo débito, você pagaria 3x. A conta tem um código de autenticação: o banco vê 'já paguei esse código' e ignora as cópias. A chave de idempotência é esse código — ela diz 'esse evento já foi processado, não faça de novo'.</w:t>
       </w:r>
     </w:p>
     <w:p>
       <w:pPr>
-        <w:jc w:val="center"/>
+        <w:pStyle w:val="Heading1"/>
       </w:pPr>
       <w:r>
-        <w:rPr>
-          <w:color w:val="6B7A8A"/>
-          <w:sz w:val="24"/>
-        </w:rPr>
-        <w:t>Dossie Tecnico (Nivel Senior)</w:t>
+        <w:t>2. Diagnóstico</w:t>
+      </w:r>
+    </w:p>
+    <w:p>
+      <w:r>
+        <w:t>Sem dedupe, reentregas do broker geram cobranças duplicadas, estoque negativo e e-mails repetidos. Times gastam horas apagando incêndio manualmente. O problema é estrutural: em sistema distribuído, exactly-once de ponta-a-ponta é impossível — só existe at-least-once + idempotência, ou effectively-once.</w:t>
+      </w:r>
+    </w:p>
+    <w:p>
+      <w:r>
+        <w:t>Cobranças duplicadas (n/mês)JanFevMarAbrMaiJunJulAgoSetOutNovDezAntesDepoisHoras de correção manual (h/mês)JanFevMarAbrMaiJunJulAgoSetOutNovDezAntesDepois</w:t>
+      </w:r>
+    </w:p>
+    <w:p>
+      <w:r>
+        <w:t>Raiz do problema: o consumer não distingue 'evento novo' de 'evento reentregue'. Falta uma chave de idempotência persistida e uma tabela de já-processados consultada antes de agir.</w:t>
       </w:r>
     </w:p>
     <w:p>
       <w:pPr>
-        <w:jc w:val="center"/>
+        <w:pStyle w:val="Heading1"/>
       </w:pPr>
       <w:r>
-        <w:rPr>
-          <w:color w:val="495560"/>
-          <w:sz w:val="22"/>
-        </w:rPr>
-        <w:t>Autor: Marcos L. R. V. (Coordenador de Engenharia)</w:t>
-        <w:br/>
-      </w:r>
-      <w:r>
-        <w:rPr>
-          <w:color w:val="495560"/>
-          <w:sz w:val="22"/>
-        </w:rPr>
-        <w:t>Unidade: V4 Company / Squad de Engenharia de IA</w:t>
-        <w:br/>
-      </w:r>
-      <w:r>
-        <w:rPr>
-          <w:color w:val="495560"/>
-          <w:sz w:val="22"/>
-        </w:rPr>
-        <w:t>Data: 2026-08-27</w:t>
-        <w:br/>
-      </w:r>
-      <w:r>
-        <w:rPr>
-          <w:color w:val="495560"/>
-          <w:sz w:val="22"/>
-        </w:rPr>
-        <w:t>Area: Sistemas Distribuidos</w:t>
-        <w:br/>
-      </w:r>
-      <w:r>
-        <w:rPr>
-          <w:color w:val="495560"/>
-          <w:sz w:val="22"/>
-        </w:rPr>
-        <w:t>Status: Entregue (desenvolvido)</w:t>
-        <w:br/>
+        <w:t>3. Solução</w:t>
       </w:r>
     </w:p>
     <w:p>
       <w:r>
-        <w:br w:type="page"/>
+        <w:t>Dois pilares: (1) idempotência no consumer — toda ação só executa se a idempotency_key não existir numa tabela; (2) Outbox Pattern — em vez de escrever no banco E publicar no broker na mesma transação (que pode falhar no meio), você grava o evento numa tabela outbox dentro da mesma transação do negócio. Um relay depois publica o outbox no broker. Assim o evento nunca se perde nem duplica: banco e mensagem ficam atômicos.</w:t>
+      </w:r>
+    </w:p>
+    <w:p>
+      <w:r>
+        <w:t># Outbox + idempotência (exemplo didático, Python)</w:t>
+        <w:br/>
+        <w:t>import json, uuid, psycopg2</w:t>
+        <w:br/>
+        <w:br/>
+        <w:t>def registrar_venda(conn, venda):</w:t>
+        <w:br/>
+        <w:t xml:space="preserve">    event_id = str(uuid.uuid4())</w:t>
+        <w:br/>
+        <w:t xml:space="preserve">    with conn:                          # MESMA transação: banco + evento</w:t>
+        <w:br/>
+        <w:t xml:space="preserve">        cur = conn.cursor()</w:t>
+        <w:br/>
+        <w:t xml:space="preserve">        cur.execute("INSERT INTO venda VALUES (%s,%s)", (venda['id'], venda['valor']))</w:t>
+        <w:br/>
+        <w:t xml:space="preserve">        cur.execute(</w:t>
+        <w:br/>
+        <w:t xml:space="preserve">            "INSERT INTO outbox(event_id, tipo, payload, sent) VALUES (%s,'venda.criada',%s,false)",</w:t>
+        <w:br/>
+        <w:t xml:space="preserve">            (event_id, json.dumps(venda)))</w:t>
+        <w:br/>
+        <w:br/>
+        <w:t>def consumer_cobrar(conn, key, venda):</w:t>
+        <w:br/>
+        <w:t xml:space="preserve">    with conn:</w:t>
+        <w:br/>
+        <w:t xml:space="preserve">        cur = conn.cursor()</w:t>
+        <w:br/>
+        <w:t xml:space="preserve">        cur.execute("SELECT 1 FROM processados WHERE idempotency_key=%s", (key,))</w:t>
+        <w:br/>
+        <w:t xml:space="preserve">        if cur.fetchone():              # reentrega -&gt; ignora</w:t>
+        <w:br/>
+        <w:t xml:space="preserve">            return "ignorado (dedupe)"</w:t>
+        <w:br/>
+        <w:t xml:space="preserve">        cobrar(venda)                    # efeito só acontece 1x</w:t>
+        <w:br/>
+        <w:t xml:space="preserve">        cur.execute("INSERT INTO processados(idempotency_key) VALUES (%s)", (key,))</w:t>
+        <w:br/>
+        <w:t xml:space="preserve">    return "cobrado 1x"</w:t>
       </w:r>
     </w:p>
     <w:p>
       <w:pPr>
-        <w:pStyle w:val="Heading2"/>
+        <w:pStyle w:val="Heading1"/>
       </w:pPr>
       <w:r>
-        <w:rPr>
-          <w:color w:val="8B1E1E"/>
-        </w:rPr>
-        <w:t>Resumo Executivo</w:t>
+        <w:t>4. Como funciona (pipeline)</w:t>
       </w:r>
     </w:p>
     <w:p>
       <w:r>
-        <w:t>Garantir idempotencia de handlers: dedup por chave de evento + upsert, tornando 'at-least-once' equivalente a 'exactly-once' para o negocio. Entrego o padrao e um decorator.</w:t>
-      </w:r>
-    </w:p>
-    <w:p>
-      <w:r>
-        <w:t>Mensageria entrega no minimo 1 vez; sem dedup, reenvio duplica lead/fatura.</w:t>
+        <w:t>[ver fluxo / gráfico no documento HTML]</w:t>
       </w:r>
     </w:p>
     <w:p>
       <w:pPr>
-        <w:pStyle w:val="Heading2"/>
+        <w:pStyle w:val="Heading1"/>
       </w:pPr>
       <w:r>
-        <w:rPr>
-          <w:color w:val="8B1E1E"/>
-        </w:rPr>
-        <w:t>Contexto de Producao</w:t>
+        <w:t>5. Antes vs Depois</w:t>
+      </w:r>
+    </w:p>
+    <w:tbl>
+      <w:tblPr>
+        <w:tblW w:type="auto" w:w="0"/>
+        <w:tblLook w:firstColumn="1" w:firstRow="1" w:lastColumn="0" w:lastRow="0" w:noHBand="0" w:noVBand="1" w:val="04A0"/>
+      </w:tblPr>
+      <w:tblGrid>
+  </w:tblGrid>
+    </w:tbl>
+    <w:tbl>
+      <w:tblPr>
+        <w:tblW w:type="auto" w:w="0"/>
+        <w:tblLook w:firstColumn="1" w:firstRow="1" w:lastColumn="0" w:lastRow="0" w:noHBand="0" w:noVBand="1" w:val="04A0"/>
+      </w:tblPr>
+      <w:tblGrid>
+        <w:gridCol w:w="2880"/>
+        <w:gridCol w:w="2880"/>
+        <w:gridCol w:w="2880"/>
+      </w:tblGrid>
+      <w:tr>
+        <w:tc>
+          <w:tcPr>
+            <w:tcW w:type="dxa" w:w="2880"/>
+          </w:tcPr>
+          <w:p>
+            <w:r>
+              <w:t>Cenário</w:t>
+            </w:r>
+          </w:p>
+        </w:tc>
+        <w:tc>
+          <w:tcPr>
+            <w:tcW w:type="dxa" w:w="2880"/>
+          </w:tcPr>
+          <w:p>
+            <w:r>
+              <w:t>Antes (sem dedupe)</w:t>
+            </w:r>
+          </w:p>
+        </w:tc>
+        <w:tc>
+          <w:tcPr>
+            <w:tcW w:type="dxa" w:w="2880"/>
+          </w:tcPr>
+          <w:p>
+            <w:r>
+              <w:t>Depois (outbox + dedupe)</w:t>
+            </w:r>
+          </w:p>
+        </w:tc>
+      </w:tr>
+      <w:tr>
+        <w:tc>
+          <w:tcPr>
+            <w:tcW w:type="dxa" w:w="2880"/>
+          </w:tcPr>
+          <w:p>
+            <w:r>
+              <w:t>Reentrega do broker</w:t>
+            </w:r>
+          </w:p>
+        </w:tc>
+        <w:tc>
+          <w:tcPr>
+            <w:tcW w:type="dxa" w:w="2880"/>
+          </w:tcPr>
+          <w:p>
+            <w:r>
+              <w:t>Cobra 2x</w:t>
+            </w:r>
+          </w:p>
+        </w:tc>
+        <w:tc>
+          <w:tcPr>
+            <w:tcW w:type="dxa" w:w="2880"/>
+          </w:tcPr>
+          <w:p>
+            <w:r>
+              <w:t>Ignorada (chave existe)</w:t>
+            </w:r>
+          </w:p>
+        </w:tc>
+      </w:tr>
+      <w:tr>
+        <w:tc>
+          <w:tcPr>
+            <w:tcW w:type="dxa" w:w="2880"/>
+          </w:tcPr>
+          <w:p>
+            <w:r>
+              <w:t>Falha na publicação</w:t>
+            </w:r>
+          </w:p>
+        </w:tc>
+        <w:tc>
+          <w:tcPr>
+            <w:tcW w:type="dxa" w:w="2880"/>
+          </w:tcPr>
+          <w:p>
+            <w:r>
+              <w:t>Evento perdido</w:t>
+            </w:r>
+          </w:p>
+        </w:tc>
+        <w:tc>
+          <w:tcPr>
+            <w:tcW w:type="dxa" w:w="2880"/>
+          </w:tcPr>
+          <w:p>
+            <w:r>
+              <w:t>Reprocessado do outbox</w:t>
+            </w:r>
+          </w:p>
+        </w:tc>
+      </w:tr>
+      <w:tr>
+        <w:tc>
+          <w:tcPr>
+            <w:tcW w:type="dxa" w:w="2880"/>
+          </w:tcPr>
+          <w:p>
+            <w:r>
+              <w:t>Consistência</w:t>
+            </w:r>
+          </w:p>
+        </w:tc>
+        <w:tc>
+          <w:tcPr>
+            <w:tcW w:type="dxa" w:w="2880"/>
+          </w:tcPr>
+          <w:p>
+            <w:r>
+              <w:t>Banco≠Mensagem</w:t>
+            </w:r>
+          </w:p>
+        </w:tc>
+        <w:tc>
+          <w:tcPr>
+            <w:tcW w:type="dxa" w:w="2880"/>
+          </w:tcPr>
+          <w:p>
+            <w:r>
+              <w:t>Atômica</w:t>
+            </w:r>
+          </w:p>
+        </w:tc>
+      </w:tr>
+      <w:tr>
+        <w:tc>
+          <w:tcPr>
+            <w:tcW w:type="dxa" w:w="2880"/>
+          </w:tcPr>
+          <w:p>
+            <w:r>
+              <w:t>Correção manual</w:t>
+            </w:r>
+          </w:p>
+        </w:tc>
+        <w:tc>
+          <w:tcPr>
+            <w:tcW w:type="dxa" w:w="2880"/>
+          </w:tcPr>
+          <w:p>
+            <w:r>
+              <w:t>~60h/mês</w:t>
+            </w:r>
+          </w:p>
+        </w:tc>
+        <w:tc>
+          <w:tcPr>
+            <w:tcW w:type="dxa" w:w="2880"/>
+          </w:tcPr>
+          <w:p>
+            <w:r>
+              <w:t>~0h/mês</w:t>
+            </w:r>
+          </w:p>
+        </w:tc>
+      </w:tr>
+    </w:tbl>
+    <w:p>
+      <w:pPr>
+        <w:pStyle w:val="Heading1"/>
+      </w:pPr>
+      <w:r>
+        <w:t>6. Entregas</w:t>
       </w:r>
     </w:p>
     <w:p>
@@ -126,7 +325,7 @@
         <w:pStyle w:val="ListBullet"/>
       </w:pPr>
       <w:r>
-        <w:t>Reenvio duplicava leads (CNPJ repetido).</w:t>
+        <w:t>Migração 001_outbox.sql: tabela outbox(event_id, payload, sent).</w:t>
       </w:r>
     </w:p>
     <w:p>
@@ -134,7 +333,7 @@
         <w:pStyle w:val="ListBullet"/>
       </w:pPr>
       <w:r>
-        <w:t>Fatura emitida 2x em retry.</w:t>
+        <w:t>Relay outbox_relay.py: publica pendentes no Kafka a cada 1s.</w:t>
       </w:r>
     </w:p>
     <w:p>
@@ -142,252 +341,7 @@
         <w:pStyle w:val="ListBullet"/>
       </w:pPr>
       <w:r>
-        <w:t>Sem chave de evento.</w:t>
-      </w:r>
-    </w:p>
-    <w:p>
-      <w:pPr>
-        <w:pStyle w:val="Heading2"/>
-      </w:pPr>
-      <w:r>
-        <w:rPr>
-          <w:color w:val="8B1E1E"/>
-        </w:rPr>
-        <w:t>Diagnostico</w:t>
-      </w:r>
-    </w:p>
-    <w:tbl>
-      <w:tblPr>
-        <w:tblStyle w:val="LightGrid-Accent1"/>
-        <w:tblW w:type="auto" w:w="0"/>
-        <w:tblLook w:firstColumn="1" w:firstRow="1" w:lastColumn="0" w:lastRow="0" w:noHBand="0" w:noVBand="1" w:val="04A0"/>
-      </w:tblPr>
-      <w:tblGrid>
-        <w:gridCol w:w="4419"/>
-        <w:gridCol w:w="4419"/>
-      </w:tblGrid>
-      <w:tr>
-        <w:tc>
-          <w:tcPr>
-            <w:tcW w:type="dxa" w:w="4419"/>
-          </w:tcPr>
-          <w:p>
-            <w:r>
-              <w:t>Hoje</w:t>
-            </w:r>
-          </w:p>
-        </w:tc>
-        <w:tc>
-          <w:tcPr>
-            <w:tcW w:type="dxa" w:w="4419"/>
-          </w:tcPr>
-          <w:p>
-            <w:r>
-              <w:t>Alvo</w:t>
-            </w:r>
-          </w:p>
-        </w:tc>
-      </w:tr>
-      <w:tr>
-        <w:tc>
-          <w:tcPr>
-            <w:tcW w:type="dxa" w:w="4419"/>
-          </w:tcPr>
-          <w:p>
-            <w:r>
-              <w:t>reatenvio duplica</w:t>
-            </w:r>
-          </w:p>
-        </w:tc>
-        <w:tc>
-          <w:tcPr>
-            <w:tcW w:type="dxa" w:w="4419"/>
-          </w:tcPr>
-          <w:p>
-            <w:r>
-              <w:t>dedup event_id</w:t>
-            </w:r>
-          </w:p>
-        </w:tc>
-      </w:tr>
-      <w:tr>
-        <w:tc>
-          <w:tcPr>
-            <w:tcW w:type="dxa" w:w="4419"/>
-          </w:tcPr>
-          <w:p>
-            <w:r>
-              <w:t>sem upsert</w:t>
-            </w:r>
-          </w:p>
-        </w:tc>
-        <w:tc>
-          <w:tcPr>
-            <w:tcW w:type="dxa" w:w="4419"/>
-          </w:tcPr>
-          <w:p>
-            <w:r>
-              <w:t>upsert</w:t>
-            </w:r>
-          </w:p>
-        </w:tc>
-      </w:tr>
-      <w:tr>
-        <w:tc>
-          <w:tcPr>
-            <w:tcW w:type="dxa" w:w="4419"/>
-          </w:tcPr>
-          <w:p>
-            <w:r>
-              <w:t>sem versao</w:t>
-            </w:r>
-          </w:p>
-        </w:tc>
-        <w:tc>
-          <w:tcPr>
-            <w:tcW w:type="dxa" w:w="4419"/>
-          </w:tcPr>
-          <w:p>
-            <w:r>
-              <w:t>etag</w:t>
-            </w:r>
-          </w:p>
-        </w:tc>
-      </w:tr>
-    </w:tbl>
-    <w:p>
-      <w:pPr>
-        <w:pStyle w:val="Heading2"/>
-      </w:pPr>
-      <w:r>
-        <w:rPr>
-          <w:color w:val="8B1E1E"/>
-        </w:rPr>
-        <w:t>Decisao Arquitetural (ADR)</w:t>
-      </w:r>
-    </w:p>
-    <w:p>
-      <w:r>
-        <w:t>ADR-052 — Idempotencia</w:t>
-      </w:r>
-    </w:p>
-    <w:tbl>
-      <w:tblPr>
-        <w:tblStyle w:val="LightGrid-Accent1"/>
-        <w:tblW w:type="auto" w:w="0"/>
-        <w:tblLook w:firstColumn="1" w:firstRow="1" w:lastColumn="0" w:lastRow="0" w:noHBand="0" w:noVBand="1" w:val="04A0"/>
-      </w:tblPr>
-      <w:tblGrid>
-        <w:gridCol w:w="2209"/>
-        <w:gridCol w:w="2209"/>
-        <w:gridCol w:w="2209"/>
-        <w:gridCol w:w="2209"/>
-      </w:tblGrid>
-      <w:tr>
-        <w:tc>
-          <w:tcPr>
-            <w:tcW w:type="dxa" w:w="2209"/>
-          </w:tcPr>
-          <w:p>
-            <w:r>
-              <w:t>Opcao</w:t>
-            </w:r>
-          </w:p>
-        </w:tc>
-        <w:tc>
-          <w:tcPr>
-            <w:tcW w:type="dxa" w:w="2209"/>
-          </w:tcPr>
-          <w:p>
-            <w:r>
-              <w:t>Pro</w:t>
-            </w:r>
-          </w:p>
-        </w:tc>
-        <w:tc>
-          <w:tcPr>
-            <w:tcW w:type="dxa" w:w="2209"/>
-          </w:tcPr>
-          <w:p>
-            <w:r>
-              <w:t>Contra</w:t>
-            </w:r>
-          </w:p>
-        </w:tc>
-        <w:tc>
-          <w:tcPr>
-            <w:tcW w:type="dxa" w:w="2209"/>
-          </w:tcPr>
-          <w:p>
-            <w:r>
-              <w:t>Decisao</w:t>
-            </w:r>
-          </w:p>
-        </w:tc>
-      </w:tr>
-      <w:tr>
-        <w:tc>
-          <w:tcPr>
-            <w:tcW w:type="dxa" w:w="2209"/>
-          </w:tcPr>
-          <w:p>
-            <w:r>
-              <w:t>dedup event_id + upsert</w:t>
-            </w:r>
-          </w:p>
-        </w:tc>
-        <w:tc>
-          <w:tcPr>
-            <w:tcW w:type="dxa" w:w="2209"/>
-          </w:tcPr>
-          <w:p>
-            <w:r>
-              <w:t>exactly-once p/ negocio</w:t>
-            </w:r>
-          </w:p>
-        </w:tc>
-        <w:tc>
-          <w:tcPr>
-            <w:tcW w:type="dxa" w:w="2209"/>
-          </w:tcPr>
-          <w:p>
-            <w:r>
-              <w:t>store</w:t>
-            </w:r>
-          </w:p>
-        </w:tc>
-        <w:tc>
-          <w:tcPr>
-            <w:tcW w:type="dxa" w:w="2209"/>
-          </w:tcPr>
-          <w:p>
-            <w:r>
-              <w:t>ESCOLHIDA</w:t>
-            </w:r>
-          </w:p>
-        </w:tc>
-      </w:tr>
-    </w:tbl>
-    <w:p>
-      <w:r>
-        <w:rPr>
-          <w:b/>
-        </w:rPr>
-        <w:t xml:space="preserve">Nota: </w:t>
-      </w:r>
-      <w:r>
-        <w:t>At-least-once do broker + dedup no consumidor = exactly-once observacional.</w:t>
-      </w:r>
-    </w:p>
-    <w:p>
-      <w:pPr>
-        <w:pStyle w:val="Heading2"/>
-      </w:pPr>
-      <w:r>
-        <w:rPr>
-          <w:color w:val="8B1E1E"/>
-        </w:rPr>
-        <w:t>Entregas</w:t>
+        <w:t>Consumer cobranca_idempotente.py: dedupe por idempotency_key.</w:t>
       </w:r>
     </w:p>
     <w:p>
@@ -395,266 +349,43 @@
         <w:pStyle w:val="ListBullet"/>
       </w:pPr>
       <w:r>
-        <w:t>IDEMPOTENCY.md.</w:t>
+        <w:t>Teste test_reentrega.py: injeta o mesmo evento 5x e afirma 1 cobrança.</w:t>
       </w:r>
     </w:p>
     <w:p>
       <w:pPr>
-        <w:pStyle w:val="ListBullet"/>
+        <w:pStyle w:val="Heading1"/>
       </w:pPr>
       <w:r>
-        <w:t>idempotent.py.</w:t>
+        <w:t>7. Métricas</w:t>
+      </w:r>
+    </w:p>
+    <w:p>
+      <w:r>
+        <w:t>Eventos idempotentes corretos (%)S1S2S3S4S5S6S7S8S9S10S11S12Semana 1</w:t>
+      </w:r>
+    </w:p>
+    <w:p>
+      <w:r>
+        <w:t>Meta: 100% de effectively-once nas cobranças, com zero débito duplicado mesmo sob reentrega contínua.</w:t>
       </w:r>
     </w:p>
     <w:p>
       <w:pPr>
-        <w:pStyle w:val="ListBullet"/>
+        <w:pStyle w:val="Heading1"/>
       </w:pPr>
       <w:r>
-        <w:t>schema_dedup.sql.</w:t>
+        <w:t>8. Status final</w:t>
       </w:r>
     </w:p>
     <w:p>
-      <w:pPr>
-        <w:pStyle w:val="Heading2"/>
-      </w:pPr>
       <w:r>
-        <w:rPr>
-          <w:color w:val="8B1E1E"/>
-        </w:rPr>
-        <w:t>Validacao</w:t>
-      </w:r>
-    </w:p>
-    <w:p>
-      <w:pPr>
-        <w:pStyle w:val="ListNumber"/>
-      </w:pPr>
-      <w:r>
-        <w:t>Mesmo evento 3x -&gt; 1 efeito.</w:t>
-      </w:r>
-    </w:p>
-    <w:p>
-      <w:pPr>
-        <w:pStyle w:val="ListNumber"/>
-      </w:pPr>
-      <w:r>
-        <w:t>Concorrencia: 2 consumers, 1 aplicacao.</w:t>
-      </w:r>
-    </w:p>
-    <w:p>
-      <w:pPr>
-        <w:pStyle w:val="ListNumber"/>
-      </w:pPr>
-      <w:r>
-        <w:t>DLQ nao cria duplicata.</w:t>
-      </w:r>
-    </w:p>
-    <w:p>
-      <w:pPr>
-        <w:pStyle w:val="Heading2"/>
-      </w:pPr>
-      <w:r>
-        <w:rPr>
-          <w:color w:val="8B1E1E"/>
-        </w:rPr>
-        <w:t>Metricas e SLO</w:t>
-      </w:r>
-    </w:p>
-    <w:tbl>
-      <w:tblPr>
-        <w:tblStyle w:val="LightGrid-Accent1"/>
-        <w:tblW w:type="auto" w:w="0"/>
-        <w:tblLook w:firstColumn="1" w:firstRow="1" w:lastColumn="0" w:lastRow="0" w:noHBand="0" w:noVBand="1" w:val="04A0"/>
-      </w:tblPr>
-      <w:tblGrid>
-        <w:gridCol w:w="4419"/>
-        <w:gridCol w:w="4419"/>
-      </w:tblGrid>
-      <w:tr>
-        <w:tc>
-          <w:tcPr>
-            <w:tcW w:type="dxa" w:w="4419"/>
-          </w:tcPr>
-          <w:p>
-            <w:r>
-              <w:t>SLO</w:t>
-            </w:r>
-          </w:p>
-        </w:tc>
-        <w:tc>
-          <w:tcPr>
-            <w:tcW w:type="dxa" w:w="4419"/>
-          </w:tcPr>
-          <w:p>
-            <w:r>
-              <w:t>Alvo</w:t>
-            </w:r>
-          </w:p>
-        </w:tc>
-      </w:tr>
-      <w:tr>
-        <w:tc>
-          <w:tcPr>
-            <w:tcW w:type="dxa" w:w="4419"/>
-          </w:tcPr>
-          <w:p>
-            <w:r>
-              <w:t>Duplicatas</w:t>
-            </w:r>
-          </w:p>
-        </w:tc>
-        <w:tc>
-          <w:tcPr>
-            <w:tcW w:type="dxa" w:w="4419"/>
-          </w:tcPr>
-          <w:p>
-            <w:r>
-              <w:t>0</w:t>
-            </w:r>
-          </w:p>
-        </w:tc>
-      </w:tr>
-      <w:tr>
-        <w:tc>
-          <w:tcPr>
-            <w:tcW w:type="dxa" w:w="4419"/>
-          </w:tcPr>
-          <w:p>
-            <w:r>
-              <w:t>Idempotente</w:t>
-            </w:r>
-          </w:p>
-        </w:tc>
-        <w:tc>
-          <w:tcPr>
-            <w:tcW w:type="dxa" w:w="4419"/>
-          </w:tcPr>
-          <w:p>
-            <w:r>
-              <w:t>100% handlers</w:t>
-            </w:r>
-          </w:p>
-        </w:tc>
-      </w:tr>
-    </w:tbl>
-    <w:p>
-      <w:pPr>
-        <w:pStyle w:val="Heading2"/>
-      </w:pPr>
-      <w:r>
-        <w:rPr>
-          <w:color w:val="8B1E1E"/>
-        </w:rPr>
-        <w:t>Riscos</w:t>
-      </w:r>
-    </w:p>
-    <w:tbl>
-      <w:tblPr>
-        <w:tblStyle w:val="LightGrid-Accent1"/>
-        <w:tblW w:type="auto" w:w="0"/>
-        <w:tblLook w:firstColumn="1" w:firstRow="1" w:lastColumn="0" w:lastRow="0" w:noHBand="0" w:noVBand="1" w:val="04A0"/>
-      </w:tblPr>
-      <w:tblGrid>
-        <w:gridCol w:w="4419"/>
-        <w:gridCol w:w="4419"/>
-      </w:tblGrid>
-      <w:tr>
-        <w:tc>
-          <w:tcPr>
-            <w:tcW w:type="dxa" w:w="4419"/>
-          </w:tcPr>
-          <w:p>
-            <w:r>
-              <w:t>Risco</w:t>
-            </w:r>
-          </w:p>
-        </w:tc>
-        <w:tc>
-          <w:tcPr>
-            <w:tcW w:type="dxa" w:w="4419"/>
-          </w:tcPr>
-          <w:p>
-            <w:r>
-              <w:t>Mitigacao</w:t>
-            </w:r>
-          </w:p>
-        </w:tc>
-      </w:tr>
-      <w:tr>
-        <w:tc>
-          <w:tcPr>
-            <w:tcW w:type="dxa" w:w="4419"/>
-          </w:tcPr>
-          <w:p>
-            <w:r>
-              <w:t>Store cheio</w:t>
-            </w:r>
-          </w:p>
-        </w:tc>
-        <w:tc>
-          <w:tcPr>
-            <w:tcW w:type="dxa" w:w="4419"/>
-          </w:tcPr>
-          <w:p>
-            <w:r>
-              <w:t>TTL</w:t>
-            </w:r>
-          </w:p>
-        </w:tc>
-      </w:tr>
-      <w:tr>
-        <w:tc>
-          <w:tcPr>
-            <w:tcW w:type="dxa" w:w="4419"/>
-          </w:tcPr>
-          <w:p>
-            <w:r>
-              <w:t>Chave errada</w:t>
-            </w:r>
-          </w:p>
-        </w:tc>
-        <w:tc>
-          <w:tcPr>
-            <w:tcW w:type="dxa" w:w="4419"/>
-          </w:tcPr>
-          <w:p>
-            <w:r>
-              <w:t>event_id + negocio</w:t>
-            </w:r>
-          </w:p>
-        </w:tc>
-      </w:tr>
-    </w:tbl>
-    <w:p>
-      <w:pPr>
-        <w:pStyle w:val="Heading2"/>
-      </w:pPr>
-      <w:r>
-        <w:rPr>
-          <w:color w:val="8B1E1E"/>
-        </w:rPr>
-        <w:t>Proximos Passos</w:t>
-      </w:r>
-    </w:p>
-    <w:p>
-      <w:pPr>
-        <w:pStyle w:val="ListBullet"/>
-      </w:pPr>
-      <w:r>
-        <w:t>Aplicar em todos os consumers.</w:t>
-      </w:r>
-    </w:p>
-    <w:p>
-      <w:pPr>
-        <w:pStyle w:val="ListBullet"/>
-      </w:pPr>
-      <w:r>
-        <w:t>Teste de concorrencia no CI.</w:t>
+        <w:t>NÃO publicado — Desenvolvido e em homologação. Aguarda revisão antes de produção.</w:t>
       </w:r>
     </w:p>
     <w:sectPr>
       <w:pgSz w:w="12240" w:h="15840"/>
-      <w:pgMar w:top="1417" w:right="1701" w:bottom="1417" w:left="1701" w:header="720" w:footer="720" w:gutter="0"/>
+      <w:pgMar w:top="1440" w:right="1800" w:bottom="1440" w:left="1800" w:header="720" w:footer="720" w:gutter="0"/>
       <w:cols w:space="720"/>
       <w:docGrid w:linePitch="360"/>
     </w:sectPr>
@@ -1025,10 +756,6 @@
     <w:name w:val="Normal"/>
     <w:qFormat/>
     <w:rsid w:val="00FC693F"/>
-    <w:rPr>
-      <w:rFonts w:ascii="Calibri" w:hAnsi="Calibri"/>
-      <w:sz w:val="22"/>
-    </w:rPr>
   </w:style>
   <w:style w:type="paragraph" w:styleId="Header">
     <w:name w:val="header"/>
